--- a/downloads/sections/t03-l02-the-script-is-the-inbound-product-learn.docx
+++ b/downloads/sections/t03-l02-the-script-is-the-inbound-product-learn.docx
@@ -39,7 +39,7 @@
     </w:p>
     <w:p>
       <w:r>
-        <w:t>confirm. A post-call survey exists as a campaign-admin topic title in the docs tree. This lesson does not describe its screens. Open that topic before you design one.. last checked 2026-10.</w:t>
+        <w:t>confirm. A post-call survey exists as a campaign-admin topic title in the docs tree. This lesson does not describe its screens. Open that topic before you design one. last checked 2026-10.</w:t>
       </w:r>
     </w:p>
   </w:body>
